--- a/Revision01/Testing/AmplifierTestingProcedure.docx
+++ b/Revision01/Testing/AmplifierTestingProcedure.docx
@@ -248,19 +248,7 @@
         <w:pStyle w:val="Heading3"/>
       </w:pPr>
       <w:r>
-        <w:t xml:space="preserve">TEST </w:t>
-      </w:r>
-      <w:r>
-        <w:t>3</w:t>
-      </w:r>
-      <w:r>
-        <w:t xml:space="preserve">: Stimulating realistic </w:t>
-      </w:r>
-      <w:r>
-        <w:t xml:space="preserve">mechanical </w:t>
-      </w:r>
-      <w:r>
-        <w:t>conditions</w:t>
+        <w:t>TEST 3: Stimulating realistic mechanical conditions</w:t>
       </w:r>
       <w:r>
         <w:t xml:space="preserve"> – may or may not be run depending on test difficulty.</w:t>
@@ -324,10 +312,209 @@
         <w:t>CALIBRATION SEQUENCE</w:t>
       </w:r>
     </w:p>
+    <w:p>
+      <w:r>
+        <w:t>To calibrate it. We need to know precisely how the voltage across strain gauge is correlated with strain.</w:t>
+      </w:r>
+    </w:p>
+    <w:p>
+      <w:pPr>
+        <w:pStyle w:val="Heading1"/>
+      </w:pPr>
+      <w:r>
+        <w:t>Test algorithm</w:t>
+      </w:r>
+    </w:p>
+    <w:p>
+      <w:pPr>
+        <w:pStyle w:val="ListParagraph"/>
+        <w:numPr>
+          <w:ilvl w:val="0"/>
+          <w:numId w:val="5"/>
+        </w:numPr>
+      </w:pPr>
+      <w:r>
+        <w:t xml:space="preserve">Apply </w:t>
+      </w:r>
+      <m:oMath>
+        <m:sSub>
+          <m:sSubPr>
+            <m:ctrlPr>
+              <w:rPr>
+                <w:rFonts w:ascii="Cambria Math" w:hAnsi="Cambria Math"/>
+                <w:i/>
+              </w:rPr>
+            </m:ctrlPr>
+          </m:sSubPr>
+          <m:e>
+            <m:r>
+              <w:rPr>
+                <w:rFonts w:ascii="Cambria Math" w:hAnsi="Cambria Math"/>
+              </w:rPr>
+              <m:t>V</m:t>
+            </m:r>
+          </m:e>
+          <m:sub>
+            <m:r>
+              <w:rPr>
+                <w:rFonts w:ascii="Cambria Math" w:hAnsi="Cambria Math"/>
+              </w:rPr>
+              <m:t>in</m:t>
+            </m:r>
+          </m:sub>
+        </m:sSub>
+      </m:oMath>
+    </w:p>
+    <w:p>
+      <w:pPr>
+        <w:pStyle w:val="ListParagraph"/>
+        <w:numPr>
+          <w:ilvl w:val="0"/>
+          <w:numId w:val="5"/>
+        </w:numPr>
+      </w:pPr>
+      <w:r>
+        <w:t xml:space="preserve">Measure </w:t>
+      </w:r>
+      <m:oMath>
+        <m:sSub>
+          <m:sSubPr>
+            <m:ctrlPr>
+              <w:rPr>
+                <w:rFonts w:ascii="Cambria Math" w:hAnsi="Cambria Math"/>
+                <w:i/>
+              </w:rPr>
+            </m:ctrlPr>
+          </m:sSubPr>
+          <m:e>
+            <m:r>
+              <w:rPr>
+                <w:rFonts w:ascii="Cambria Math" w:hAnsi="Cambria Math"/>
+              </w:rPr>
+              <m:t>V</m:t>
+            </m:r>
+          </m:e>
+          <m:sub>
+            <m:r>
+              <w:rPr>
+                <w:rFonts w:ascii="Cambria Math" w:hAnsi="Cambria Math"/>
+              </w:rPr>
+              <m:t>in</m:t>
+            </m:r>
+          </m:sub>
+        </m:sSub>
+      </m:oMath>
+    </w:p>
+    <w:p>
+      <w:pPr>
+        <w:pStyle w:val="ListParagraph"/>
+        <w:numPr>
+          <w:ilvl w:val="0"/>
+          <w:numId w:val="5"/>
+        </w:numPr>
+      </w:pPr>
+      <w:r>
+        <w:t>Apply sin wave</w:t>
+      </w:r>
+      <w:r>
+        <w:t xml:space="preserve"> of certain range</w:t>
+      </w:r>
+      <w:r>
+        <w:t xml:space="preserve"> at 10Hz</w:t>
+      </w:r>
+    </w:p>
+    <w:p>
+      <w:pPr>
+        <w:pStyle w:val="ListParagraph"/>
+        <w:numPr>
+          <w:ilvl w:val="0"/>
+          <w:numId w:val="5"/>
+        </w:numPr>
+      </w:pPr>
+      <w:r>
+        <w:t>Measure frequency response</w:t>
+      </w:r>
+      <w:r>
+        <w:t>: (-10mV,10mV</w:t>
+      </w:r>
+      <w:r>
+        <w:t>)</w:t>
+      </w:r>
+      <w:r>
+        <w:t>, (1Hz-10KHz)</w:t>
+      </w:r>
+    </w:p>
+    <w:p>
+      <w:pPr>
+        <w:pStyle w:val="ListParagraph"/>
+        <w:numPr>
+          <w:ilvl w:val="0"/>
+          <w:numId w:val="5"/>
+        </w:numPr>
+      </w:pPr>
+      <w:r>
+        <w:t>Measure slew-rate</w:t>
+      </w:r>
+      <w:r>
+        <w:t xml:space="preserve"> apply 10mV</w:t>
+      </w:r>
+      <w:r>
+        <w:t xml:space="preserve"> at 10Hz</w:t>
+      </w:r>
+      <w:r>
+        <w:t xml:space="preserve"> square wave -&gt; measure output</w:t>
+      </w:r>
+      <w:r>
+        <w:t xml:space="preserve">. Use </w:t>
+      </w:r>
+      <m:oMath>
+        <m:f>
+          <m:fPr>
+            <m:ctrlPr>
+              <w:rPr>
+                <w:rFonts w:ascii="Cambria Math" w:hAnsi="Cambria Math"/>
+                <w:i/>
+              </w:rPr>
+            </m:ctrlPr>
+          </m:fPr>
+          <m:num>
+            <m:r>
+              <w:rPr>
+                <w:rFonts w:ascii="Cambria Math" w:hAnsi="Cambria Math"/>
+              </w:rPr>
+              <m:t>dv</m:t>
+            </m:r>
+          </m:num>
+          <m:den>
+            <m:r>
+              <w:rPr>
+                <w:rFonts w:ascii="Cambria Math" w:hAnsi="Cambria Math"/>
+              </w:rPr>
+              <m:t>dt</m:t>
+            </m:r>
+          </m:den>
+        </m:f>
+      </m:oMath>
+      <w:r>
+        <w:rPr>
+          <w:rFonts w:eastAsiaTheme="minorEastAsia"/>
+        </w:rPr>
+        <w:t xml:space="preserve"> of output</w:t>
+      </w:r>
+      <w:r>
+        <w:rPr>
+          <w:rFonts w:eastAsiaTheme="minorEastAsia"/>
+        </w:rPr>
+        <w:t xml:space="preserve"> </w:t>
+      </w:r>
+    </w:p>
     <w:p/>
     <w:p>
       <w:r>
-        <w:t>To calibrate it. We need to know precisely how the voltage across strain gauge is correlated with strain.</w:t>
+        <w:t>Use perf boards, attach pogo pins to it</w:t>
+      </w:r>
+      <w:r>
+        <w:t>. Then run stimulations.</w:t>
       </w:r>
     </w:p>
     <w:sectPr>
@@ -610,6 +797,95 @@
     </w:lvl>
   </w:abstractNum>
   <w:abstractNum w:abstractNumId="3" w15:restartNumberingAfterBreak="0">
+    <w:nsid w:val="6AFA5382"/>
+    <w:multiLevelType w:val="hybridMultilevel"/>
+    <w:tmpl w:val="04A6A2DA"/>
+    <w:lvl w:ilvl="0" w:tplc="1009000F">
+      <w:start w:val="1"/>
+      <w:numFmt w:val="decimal"/>
+      <w:lvlText w:val="%1."/>
+      <w:lvlJc w:val="left"/>
+      <w:pPr>
+        <w:ind w:left="720" w:hanging="360"/>
+      </w:pPr>
+      <w:rPr>
+        <w:rFonts w:hint="default"/>
+      </w:rPr>
+    </w:lvl>
+    <w:lvl w:ilvl="1" w:tplc="10090019">
+      <w:start w:val="1"/>
+      <w:numFmt w:val="lowerLetter"/>
+      <w:lvlText w:val="%2."/>
+      <w:lvlJc w:val="left"/>
+      <w:pPr>
+        <w:ind w:left="1440" w:hanging="360"/>
+      </w:pPr>
+    </w:lvl>
+    <w:lvl w:ilvl="2" w:tplc="1009001B" w:tentative="1">
+      <w:start w:val="1"/>
+      <w:numFmt w:val="lowerRoman"/>
+      <w:lvlText w:val="%3."/>
+      <w:lvlJc w:val="right"/>
+      <w:pPr>
+        <w:ind w:left="2160" w:hanging="180"/>
+      </w:pPr>
+    </w:lvl>
+    <w:lvl w:ilvl="3" w:tplc="1009000F" w:tentative="1">
+      <w:start w:val="1"/>
+      <w:numFmt w:val="decimal"/>
+      <w:lvlText w:val="%4."/>
+      <w:lvlJc w:val="left"/>
+      <w:pPr>
+        <w:ind w:left="2880" w:hanging="360"/>
+      </w:pPr>
+    </w:lvl>
+    <w:lvl w:ilvl="4" w:tplc="10090019" w:tentative="1">
+      <w:start w:val="1"/>
+      <w:numFmt w:val="lowerLetter"/>
+      <w:lvlText w:val="%5."/>
+      <w:lvlJc w:val="left"/>
+      <w:pPr>
+        <w:ind w:left="3600" w:hanging="360"/>
+      </w:pPr>
+    </w:lvl>
+    <w:lvl w:ilvl="5" w:tplc="1009001B" w:tentative="1">
+      <w:start w:val="1"/>
+      <w:numFmt w:val="lowerRoman"/>
+      <w:lvlText w:val="%6."/>
+      <w:lvlJc w:val="right"/>
+      <w:pPr>
+        <w:ind w:left="4320" w:hanging="180"/>
+      </w:pPr>
+    </w:lvl>
+    <w:lvl w:ilvl="6" w:tplc="1009000F" w:tentative="1">
+      <w:start w:val="1"/>
+      <w:numFmt w:val="decimal"/>
+      <w:lvlText w:val="%7."/>
+      <w:lvlJc w:val="left"/>
+      <w:pPr>
+        <w:ind w:left="5040" w:hanging="360"/>
+      </w:pPr>
+    </w:lvl>
+    <w:lvl w:ilvl="7" w:tplc="10090019" w:tentative="1">
+      <w:start w:val="1"/>
+      <w:numFmt w:val="lowerLetter"/>
+      <w:lvlText w:val="%8."/>
+      <w:lvlJc w:val="left"/>
+      <w:pPr>
+        <w:ind w:left="5760" w:hanging="360"/>
+      </w:pPr>
+    </w:lvl>
+    <w:lvl w:ilvl="8" w:tplc="1009001B" w:tentative="1">
+      <w:start w:val="1"/>
+      <w:numFmt w:val="lowerRoman"/>
+      <w:lvlText w:val="%9."/>
+      <w:lvlJc w:val="right"/>
+      <w:pPr>
+        <w:ind w:left="6480" w:hanging="180"/>
+      </w:pPr>
+    </w:lvl>
+  </w:abstractNum>
+  <w:abstractNum w:abstractNumId="4" w15:restartNumberingAfterBreak="0">
     <w:nsid w:val="71A355EC"/>
     <w:multiLevelType w:val="hybridMultilevel"/>
     <w:tmpl w:val="ADB22512"/>
@@ -702,13 +978,16 @@
     <w:abstractNumId w:val="1"/>
   </w:num>
   <w:num w:numId="2" w16cid:durableId="843057677">
-    <w:abstractNumId w:val="3"/>
+    <w:abstractNumId w:val="4"/>
   </w:num>
   <w:num w:numId="3" w16cid:durableId="852064313">
     <w:abstractNumId w:val="0"/>
   </w:num>
   <w:num w:numId="4" w16cid:durableId="109587767">
     <w:abstractNumId w:val="2"/>
+  </w:num>
+  <w:num w:numId="5" w16cid:durableId="54936750">
+    <w:abstractNumId w:val="3"/>
   </w:num>
 </w:numbering>
 </file>
@@ -1626,6 +1905,16 @@
       <w:spacing w:val="5"/>
     </w:rPr>
   </w:style>
+  <w:style w:type="character" w:styleId="PlaceholderText">
+    <w:name w:val="Placeholder Text"/>
+    <w:basedOn w:val="DefaultParagraphFont"/>
+    <w:uiPriority w:val="99"/>
+    <w:semiHidden/>
+    <w:rsid w:val="005C75FB"/>
+    <w:rPr>
+      <w:color w:val="666666"/>
+    </w:rPr>
+  </w:style>
 </w:styles>
 </file>
 

--- a/Revision01/Testing/AmplifierTestingProcedure.docx
+++ b/Revision01/Testing/AmplifierTestingProcedure.docx
@@ -323,6 +323,9 @@
       </w:pPr>
       <w:r>
         <w:t>Test algorithm</w:t>
+      </w:r>
+      <w:r>
+        <w:t>(DC, SIN, STEP, FREQ)</w:t>
       </w:r>
     </w:p>
     <w:p>
@@ -364,6 +367,12 @@
           </m:sub>
         </m:sSub>
       </m:oMath>
+      <w:r>
+        <w:rPr>
+          <w:rFonts w:eastAsiaTheme="minorEastAsia"/>
+        </w:rPr>
+        <w:t xml:space="preserve"> = 0V</w:t>
+      </w:r>
     </w:p>
     <w:p>
       <w:pPr>
@@ -404,6 +413,12 @@
           </m:sub>
         </m:sSub>
       </m:oMath>
+      <w:r>
+        <w:rPr>
+          <w:rFonts w:eastAsiaTheme="minorEastAsia"/>
+        </w:rPr>
+        <w:t xml:space="preserve"> scope </w:t>
+      </w:r>
     </w:p>
     <w:p>
       <w:pPr>
@@ -421,6 +436,55 @@
       </w:r>
       <w:r>
         <w:t xml:space="preserve"> at 10Hz</w:t>
+      </w:r>
+      <w:r>
+        <w:t xml:space="preserve"> – (-10mV,10mV) </w:t>
+      </w:r>
+    </w:p>
+    <w:p>
+      <w:pPr>
+        <w:pStyle w:val="ListParagraph"/>
+        <w:numPr>
+          <w:ilvl w:val="0"/>
+          <w:numId w:val="5"/>
+        </w:numPr>
+      </w:pPr>
+      <w:r>
+        <w:t xml:space="preserve">Measure </w:t>
+      </w:r>
+      <m:oMath>
+        <m:sSub>
+          <m:sSubPr>
+            <m:ctrlPr>
+              <w:rPr>
+                <w:rFonts w:ascii="Cambria Math" w:hAnsi="Cambria Math"/>
+                <w:i/>
+              </w:rPr>
+            </m:ctrlPr>
+          </m:sSubPr>
+          <m:e>
+            <m:r>
+              <w:rPr>
+                <w:rFonts w:ascii="Cambria Math" w:hAnsi="Cambria Math"/>
+              </w:rPr>
+              <m:t>V</m:t>
+            </m:r>
+          </m:e>
+          <m:sub>
+            <m:r>
+              <w:rPr>
+                <w:rFonts w:ascii="Cambria Math" w:hAnsi="Cambria Math"/>
+              </w:rPr>
+              <m:t>in</m:t>
+            </m:r>
+          </m:sub>
+        </m:sSub>
+      </m:oMath>
+      <w:r>
+        <w:rPr>
+          <w:rFonts w:eastAsiaTheme="minorEastAsia"/>
+        </w:rPr>
+        <w:t xml:space="preserve"> scope </w:t>
       </w:r>
     </w:p>
     <w:p>
